--- a/forms/treaty-short-work.docx
+++ b/forms/treaty-short-work.docx
@@ -1663,7 +1663,6 @@
           </w:tcPr>
           <w:p>
             <w:pPr>
-              <w:jc w:val="center"/>
               <w:rPr>
                 <w:rFonts w:asciiTheme="majorBidi" w:hAnsiTheme="majorBidi" w:cstheme="majorBidi"/>
                 <w:sz w:val="20"/>
@@ -3003,7 +3002,6 @@
             <w:tcBorders>
               <w:right w:val="single" w:sz="4" w:space="0" w:color="auto"/>
             </w:tcBorders>
-            <w:vAlign w:val="center"/>
           </w:tcPr>
           <w:p>
             <w:pPr>
@@ -3049,7 +3047,6 @@
             <w:tcBorders>
               <w:left w:val="single" w:sz="4" w:space="0" w:color="auto"/>
             </w:tcBorders>
-            <w:vAlign w:val="center"/>
           </w:tcPr>
           <w:p>
             <w:pPr>

--- a/forms/treaty-short-work.docx
+++ b/forms/treaty-short-work.docx
@@ -56,8 +56,9 @@
           <w:sz w:val="20"/>
           <w:szCs w:val="20"/>
         </w:rPr>
-        <w:t>№</w:t>
-      </w:r>
+        <w:t>№{</w:t>
+      </w:r>
+      <w:proofErr w:type="spellStart"/>
       <w:r>
         <w:rPr>
           <w:rFonts w:asciiTheme="majorBidi" w:hAnsiTheme="majorBidi" w:cstheme="majorBidi"/>
@@ -65,10 +66,10 @@
           <w:w w:val="100"/>
           <w:sz w:val="20"/>
           <w:szCs w:val="20"/>
-          <w:lang w:val="en-US"/>
-        </w:rPr>
-        <w:t>{treaty-number}</w:t>
-      </w:r>
+        </w:rPr>
+        <w:t>treaty-number</w:t>
+      </w:r>
+      <w:proofErr w:type="spellEnd"/>
       <w:r>
         <w:rPr>
           <w:rFonts w:asciiTheme="majorBidi" w:hAnsiTheme="majorBidi" w:cstheme="majorBidi"/>
@@ -77,7 +78,7 @@
           <w:sz w:val="20"/>
           <w:szCs w:val="20"/>
         </w:rPr>
-        <w:t xml:space="preserve"> </w:t>
+        <w:t xml:space="preserve">} </w:t>
       </w:r>
     </w:p>
     <w:p>
@@ -149,7 +150,6 @@
                 <w:bCs/>
                 <w:sz w:val="20"/>
                 <w:szCs w:val="20"/>
-                <w:lang w:val="en-US"/>
               </w:rPr>
             </w:pPr>
             <w:r>
@@ -159,10 +159,10 @@
                 <w:bCs/>
                 <w:sz w:val="20"/>
                 <w:szCs w:val="20"/>
-                <w:lang w:val="en-US"/>
               </w:rPr>
               <w:t>{</w:t>
             </w:r>
+            <w:proofErr w:type="spellStart"/>
             <w:r>
               <w:rPr>
                 <w:rFonts w:asciiTheme="majorBidi" w:hAnsiTheme="majorBidi" w:cstheme="majorBidi"/>
@@ -170,7 +170,6 @@
                 <w:bCs/>
                 <w:sz w:val="20"/>
                 <w:szCs w:val="20"/>
-                <w:lang w:val="en-US"/>
               </w:rPr>
               <w:t>treaty</w:t>
             </w:r>
@@ -181,9 +180,19 @@
                 <w:bCs/>
                 <w:sz w:val="20"/>
                 <w:szCs w:val="20"/>
-                <w:lang w:val="en-US"/>
-              </w:rPr>
-              <w:t>-place}</w:t>
+              </w:rPr>
+              <w:t>-place</w:t>
+            </w:r>
+            <w:proofErr w:type="spellEnd"/>
+            <w:r>
+              <w:rPr>
+                <w:rFonts w:asciiTheme="majorBidi" w:hAnsiTheme="majorBidi" w:cstheme="majorBidi"/>
+                <w:b/>
+                <w:bCs/>
+                <w:sz w:val="20"/>
+                <w:szCs w:val="20"/>
+              </w:rPr>
+              <w:t>}</w:t>
             </w:r>
             <w:bookmarkStart w:id="1" w:name="Mesiac"/>
             <w:bookmarkStart w:id="2" w:name="God"/>
@@ -196,7 +205,6 @@
                 <w:bCs/>
                 <w:sz w:val="20"/>
                 <w:szCs w:val="20"/>
-                <w:lang w:val="en-US"/>
               </w:rPr>
               <w:tab/>
             </w:r>
@@ -216,7 +224,6 @@
                 <w:bCs/>
                 <w:sz w:val="20"/>
                 <w:szCs w:val="20"/>
-                <w:lang w:val="en-US"/>
               </w:rPr>
             </w:pPr>
             <w:r>
@@ -226,10 +233,10 @@
                 <w:bCs/>
                 <w:sz w:val="20"/>
                 <w:szCs w:val="20"/>
-                <w:lang w:val="en-US"/>
               </w:rPr>
               <w:t>{</w:t>
             </w:r>
+            <w:proofErr w:type="spellStart"/>
             <w:r>
               <w:rPr>
                 <w:rFonts w:asciiTheme="majorBidi" w:hAnsiTheme="majorBidi" w:cstheme="majorBidi"/>
@@ -237,7 +244,6 @@
                 <w:bCs/>
                 <w:sz w:val="20"/>
                 <w:szCs w:val="20"/>
-                <w:lang w:val="en-US"/>
               </w:rPr>
               <w:t>treaty</w:t>
             </w:r>
@@ -248,9 +254,19 @@
                 <w:bCs/>
                 <w:sz w:val="20"/>
                 <w:szCs w:val="20"/>
-                <w:lang w:val="en-US"/>
-              </w:rPr>
-              <w:t>-date}</w:t>
+              </w:rPr>
+              <w:t>-date</w:t>
+            </w:r>
+            <w:proofErr w:type="spellEnd"/>
+            <w:r>
+              <w:rPr>
+                <w:rFonts w:asciiTheme="majorBidi" w:hAnsiTheme="majorBidi" w:cstheme="majorBidi"/>
+                <w:b/>
+                <w:bCs/>
+                <w:sz w:val="20"/>
+                <w:szCs w:val="20"/>
+              </w:rPr>
+              <w:t>}</w:t>
             </w:r>
           </w:p>
         </w:tc>
@@ -296,6 +312,7 @@
         </w:rPr>
         <w:t>{</w:t>
       </w:r>
+      <w:proofErr w:type="spellStart"/>
       <w:r>
         <w:rPr>
           <w:rFonts w:asciiTheme="majorBidi" w:hAnsiTheme="majorBidi" w:cstheme="majorBidi"/>
@@ -303,10 +320,10 @@
           <w:bCs/>
           <w:sz w:val="20"/>
           <w:szCs w:val="20"/>
-          <w:lang w:val="en-US"/>
-        </w:rPr>
-        <w:t>treaty</w:t>
-      </w:r>
+        </w:rPr>
+        <w:t>treaty-header-customer</w:t>
+      </w:r>
+      <w:proofErr w:type="spellEnd"/>
       <w:r>
         <w:rPr>
           <w:rFonts w:asciiTheme="majorBidi" w:hAnsiTheme="majorBidi" w:cstheme="majorBidi"/>
@@ -315,7 +332,7 @@
           <w:sz w:val="20"/>
           <w:szCs w:val="20"/>
         </w:rPr>
-        <w:t>-</w:t>
+        <w:t>}</w:t>
       </w:r>
       <w:r>
         <w:rPr>
@@ -324,9 +341,18 @@
           <w:bCs/>
           <w:sz w:val="20"/>
           <w:szCs w:val="20"/>
-          <w:lang w:val="en-US"/>
-        </w:rPr>
-        <w:t>header</w:t>
+        </w:rPr>
+        <w:t>,</w:t>
+      </w:r>
+      <w:bookmarkStart w:id="4" w:name="ZPlatN"/>
+      <w:bookmarkEnd w:id="4"/>
+      <w:r>
+        <w:rPr>
+          <w:rFonts w:asciiTheme="majorBidi" w:hAnsiTheme="majorBidi" w:cstheme="majorBidi"/>
+          <w:sz w:val="20"/>
+          <w:szCs w:val="20"/>
+        </w:rPr>
+        <w:t xml:space="preserve"> </w:t>
       </w:r>
       <w:r>
         <w:rPr>
@@ -336,8 +362,9 @@
           <w:sz w:val="20"/>
           <w:szCs w:val="20"/>
         </w:rPr>
-        <w:t>-</w:t>
-      </w:r>
+        <w:t>{</w:t>
+      </w:r>
+      <w:proofErr w:type="spellStart"/>
       <w:r>
         <w:rPr>
           <w:rFonts w:asciiTheme="majorBidi" w:hAnsiTheme="majorBidi" w:cstheme="majorBidi"/>
@@ -345,9 +372,8 @@
           <w:bCs/>
           <w:sz w:val="20"/>
           <w:szCs w:val="20"/>
-          <w:lang w:val="en-US"/>
-        </w:rPr>
-        <w:t>customer</w:t>
+        </w:rPr>
+        <w:t>treaty-header-customer-</w:t>
       </w:r>
       <w:r>
         <w:rPr>
@@ -357,133 +383,9 @@
           <w:sz w:val="20"/>
           <w:szCs w:val="20"/>
         </w:rPr>
-        <w:t>}</w:t>
-      </w:r>
-      <w:r>
-        <w:rPr>
-          <w:rFonts w:asciiTheme="majorBidi" w:hAnsiTheme="majorBidi" w:cstheme="majorBidi"/>
-          <w:b/>
-          <w:bCs/>
-          <w:sz w:val="20"/>
-          <w:szCs w:val="20"/>
-        </w:rPr>
-        <w:t>,</w:t>
-      </w:r>
-      <w:bookmarkStart w:id="4" w:name="ZPlatN"/>
-      <w:bookmarkEnd w:id="4"/>
-      <w:r>
-        <w:rPr>
-          <w:rFonts w:asciiTheme="majorBidi" w:hAnsiTheme="majorBidi" w:cstheme="majorBidi"/>
-          <w:sz w:val="20"/>
-          <w:szCs w:val="20"/>
-        </w:rPr>
-        <w:t xml:space="preserve"> </w:t>
-      </w:r>
-      <w:r>
-        <w:rPr>
-          <w:rFonts w:asciiTheme="majorBidi" w:hAnsiTheme="majorBidi" w:cstheme="majorBidi"/>
-          <w:b/>
-          <w:bCs/>
-          <w:sz w:val="20"/>
-          <w:szCs w:val="20"/>
-        </w:rPr>
-        <w:t>{</w:t>
-      </w:r>
-      <w:r>
-        <w:rPr>
-          <w:rFonts w:asciiTheme="majorBidi" w:hAnsiTheme="majorBidi" w:cstheme="majorBidi"/>
-          <w:b/>
-          <w:bCs/>
-          <w:sz w:val="20"/>
-          <w:szCs w:val="20"/>
-          <w:lang w:val="en-US"/>
-        </w:rPr>
-        <w:t>treaty</w:t>
-      </w:r>
-      <w:r>
-        <w:rPr>
-          <w:rFonts w:asciiTheme="majorBidi" w:hAnsiTheme="majorBidi" w:cstheme="majorBidi"/>
-          <w:b/>
-          <w:bCs/>
-          <w:sz w:val="20"/>
-          <w:szCs w:val="20"/>
-        </w:rPr>
-        <w:t>-</w:t>
-      </w:r>
-      <w:r>
-        <w:rPr>
-          <w:rFonts w:asciiTheme="majorBidi" w:hAnsiTheme="majorBidi" w:cstheme="majorBidi"/>
-          <w:b/>
-          <w:bCs/>
-          <w:sz w:val="20"/>
-          <w:szCs w:val="20"/>
-          <w:lang w:val="en-US"/>
-        </w:rPr>
-        <w:t>header</w:t>
-      </w:r>
-      <w:r>
-        <w:rPr>
-          <w:rFonts w:asciiTheme="majorBidi" w:hAnsiTheme="majorBidi" w:cstheme="majorBidi"/>
-          <w:b/>
-          <w:bCs/>
-          <w:sz w:val="20"/>
-          <w:szCs w:val="20"/>
-        </w:rPr>
-        <w:t>-</w:t>
-      </w:r>
-      <w:r>
-        <w:rPr>
-          <w:rFonts w:asciiTheme="majorBidi" w:hAnsiTheme="majorBidi" w:cstheme="majorBidi"/>
-          <w:b/>
-          <w:bCs/>
-          <w:sz w:val="20"/>
-          <w:szCs w:val="20"/>
-          <w:lang w:val="en-US"/>
-        </w:rPr>
-        <w:t>customer</w:t>
-      </w:r>
-      <w:r>
-        <w:rPr>
-          <w:rFonts w:asciiTheme="majorBidi" w:hAnsiTheme="majorBidi" w:cstheme="majorBidi"/>
-          <w:b/>
-          <w:bCs/>
-          <w:sz w:val="20"/>
-          <w:szCs w:val="20"/>
-        </w:rPr>
-        <w:t>-</w:t>
-      </w:r>
-      <w:r>
-        <w:rPr>
-          <w:rFonts w:asciiTheme="majorBidi" w:hAnsiTheme="majorBidi" w:cstheme="majorBidi"/>
-          <w:b/>
-          <w:bCs/>
-          <w:sz w:val="20"/>
-          <w:szCs w:val="20"/>
-          <w:lang w:val="en-US"/>
-        </w:rPr>
-        <w:t>tax</w:t>
-      </w:r>
-      <w:r>
-        <w:rPr>
-          <w:rFonts w:asciiTheme="majorBidi" w:hAnsiTheme="majorBidi" w:cstheme="majorBidi"/>
-          <w:b/>
-          <w:bCs/>
-          <w:sz w:val="20"/>
-          <w:szCs w:val="20"/>
-        </w:rPr>
-        <w:t>-</w:t>
-      </w:r>
-      <w:r>
-        <w:rPr>
-          <w:rFonts w:asciiTheme="majorBidi" w:hAnsiTheme="majorBidi" w:cstheme="majorBidi"/>
-          <w:b/>
-          <w:bCs/>
-          <w:sz w:val="20"/>
-          <w:szCs w:val="20"/>
-          <w:lang w:val="en-US"/>
-        </w:rPr>
-        <w:t>status</w:t>
-      </w:r>
+        <w:t>tax-status</w:t>
+      </w:r>
+      <w:proofErr w:type="spellEnd"/>
       <w:r>
         <w:rPr>
           <w:rFonts w:asciiTheme="majorBidi" w:hAnsiTheme="majorBidi" w:cstheme="majorBidi"/>
@@ -549,6 +451,7 @@
         </w:rPr>
         <w:t>{</w:t>
       </w:r>
+      <w:proofErr w:type="spellStart"/>
       <w:r>
         <w:rPr>
           <w:rFonts w:asciiTheme="majorBidi" w:hAnsiTheme="majorBidi" w:cstheme="majorBidi"/>
@@ -556,10 +459,10 @@
           <w:bCs/>
           <w:sz w:val="20"/>
           <w:szCs w:val="20"/>
-          <w:lang w:val="en-US"/>
-        </w:rPr>
-        <w:t>treaty</w:t>
-      </w:r>
+        </w:rPr>
+        <w:t>treaty-header-customer-person</w:t>
+      </w:r>
+      <w:proofErr w:type="spellEnd"/>
       <w:r>
         <w:rPr>
           <w:rFonts w:asciiTheme="majorBidi" w:hAnsiTheme="majorBidi" w:cstheme="majorBidi"/>
@@ -568,8 +471,42 @@
           <w:sz w:val="20"/>
           <w:szCs w:val="20"/>
         </w:rPr>
-        <w:t>-</w:t>
-      </w:r>
+        <w:t>}</w:t>
+      </w:r>
+      <w:r>
+        <w:rPr>
+          <w:rFonts w:asciiTheme="majorBidi" w:hAnsiTheme="majorBidi" w:cstheme="majorBidi"/>
+          <w:sz w:val="20"/>
+          <w:szCs w:val="20"/>
+        </w:rPr>
+        <w:t xml:space="preserve">, </w:t>
+      </w:r>
+      <w:r>
+        <w:rPr>
+          <w:rFonts w:asciiTheme="majorBidi" w:hAnsiTheme="majorBidi" w:cstheme="majorBidi"/>
+          <w:sz w:val="20"/>
+          <w:szCs w:val="20"/>
+        </w:rPr>
+        <w:t xml:space="preserve">що діє </w:t>
+      </w:r>
+      <w:r>
+        <w:rPr>
+          <w:rFonts w:asciiTheme="majorBidi" w:hAnsiTheme="majorBidi" w:cstheme="majorBidi"/>
+          <w:sz w:val="20"/>
+          <w:szCs w:val="20"/>
+        </w:rPr>
+        <w:t>на підставі</w:t>
+      </w:r>
+      <w:r>
+        <w:rPr>
+          <w:rFonts w:asciiTheme="majorBidi" w:hAnsiTheme="majorBidi" w:cstheme="majorBidi"/>
+          <w:sz w:val="20"/>
+          <w:szCs w:val="20"/>
+        </w:rPr>
+        <w:t xml:space="preserve"> </w:t>
+      </w:r>
+      <w:bookmarkStart w:id="7" w:name="ZDeistOsn"/>
+      <w:bookmarkEnd w:id="7"/>
       <w:r>
         <w:rPr>
           <w:rFonts w:asciiTheme="majorBidi" w:hAnsiTheme="majorBidi" w:cstheme="majorBidi"/>
@@ -577,10 +514,10 @@
           <w:bCs/>
           <w:sz w:val="20"/>
           <w:szCs w:val="20"/>
-          <w:lang w:val="en-US"/>
-        </w:rPr>
-        <w:t>header</w:t>
-      </w:r>
+        </w:rPr>
+        <w:t>{</w:t>
+      </w:r>
+      <w:proofErr w:type="spellStart"/>
       <w:r>
         <w:rPr>
           <w:rFonts w:asciiTheme="majorBidi" w:hAnsiTheme="majorBidi" w:cstheme="majorBidi"/>
@@ -589,8 +526,9 @@
           <w:sz w:val="20"/>
           <w:szCs w:val="20"/>
         </w:rPr>
-        <w:t>-</w:t>
-      </w:r>
+        <w:t>treaty-header-customer-person-mandate</w:t>
+      </w:r>
+      <w:proofErr w:type="spellEnd"/>
       <w:r>
         <w:rPr>
           <w:rFonts w:asciiTheme="majorBidi" w:hAnsiTheme="majorBidi" w:cstheme="majorBidi"/>
@@ -598,10 +536,35 @@
           <w:bCs/>
           <w:sz w:val="20"/>
           <w:szCs w:val="20"/>
-          <w:lang w:val="en-US"/>
-        </w:rPr>
-        <w:t>customer</w:t>
-      </w:r>
+        </w:rPr>
+        <w:t>}</w:t>
+      </w:r>
+      <w:r>
+        <w:rPr>
+          <w:rFonts w:asciiTheme="majorBidi" w:hAnsiTheme="majorBidi" w:cstheme="majorBidi"/>
+          <w:sz w:val="20"/>
+          <w:szCs w:val="20"/>
+        </w:rPr>
+        <w:t xml:space="preserve">, </w:t>
+      </w:r>
+      <w:r>
+        <w:rPr>
+          <w:rFonts w:asciiTheme="majorBidi" w:hAnsiTheme="majorBidi" w:cstheme="majorBidi"/>
+          <w:sz w:val="20"/>
+          <w:szCs w:val="20"/>
+        </w:rPr>
+        <w:t>з одної сторони, та</w:t>
+      </w:r>
+      <w:r>
+        <w:rPr>
+          <w:rFonts w:asciiTheme="majorBidi" w:hAnsiTheme="majorBidi" w:cstheme="majorBidi"/>
+          <w:sz w:val="20"/>
+          <w:szCs w:val="20"/>
+        </w:rPr>
+        <w:t xml:space="preserve"> </w:t>
+      </w:r>
+      <w:bookmarkStart w:id="8" w:name="Podriad"/>
+      <w:bookmarkEnd w:id="8"/>
       <w:r>
         <w:rPr>
           <w:rFonts w:asciiTheme="majorBidi" w:hAnsiTheme="majorBidi" w:cstheme="majorBidi"/>
@@ -610,8 +573,9 @@
           <w:sz w:val="20"/>
           <w:szCs w:val="20"/>
         </w:rPr>
-        <w:t>-</w:t>
-      </w:r>
+        <w:t>{</w:t>
+      </w:r>
+      <w:proofErr w:type="spellStart"/>
       <w:r>
         <w:rPr>
           <w:rFonts w:asciiTheme="majorBidi" w:hAnsiTheme="majorBidi" w:cstheme="majorBidi"/>
@@ -619,9 +583,8 @@
           <w:bCs/>
           <w:sz w:val="20"/>
           <w:szCs w:val="20"/>
-          <w:lang w:val="en-US"/>
-        </w:rPr>
-        <w:t>person</w:t>
+        </w:rPr>
+        <w:t>treaty-header-</w:t>
       </w:r>
       <w:r>
         <w:rPr>
@@ -631,42 +594,9 @@
           <w:sz w:val="20"/>
           <w:szCs w:val="20"/>
         </w:rPr>
-        <w:t>}</w:t>
-      </w:r>
-      <w:r>
-        <w:rPr>
-          <w:rFonts w:asciiTheme="majorBidi" w:hAnsiTheme="majorBidi" w:cstheme="majorBidi"/>
-          <w:sz w:val="20"/>
-          <w:szCs w:val="20"/>
-        </w:rPr>
-        <w:t xml:space="preserve">, </w:t>
-      </w:r>
-      <w:r>
-        <w:rPr>
-          <w:rFonts w:asciiTheme="majorBidi" w:hAnsiTheme="majorBidi" w:cstheme="majorBidi"/>
-          <w:sz w:val="20"/>
-          <w:szCs w:val="20"/>
-        </w:rPr>
-        <w:t xml:space="preserve">що діє </w:t>
-      </w:r>
-      <w:r>
-        <w:rPr>
-          <w:rFonts w:asciiTheme="majorBidi" w:hAnsiTheme="majorBidi" w:cstheme="majorBidi"/>
-          <w:sz w:val="20"/>
-          <w:szCs w:val="20"/>
-        </w:rPr>
-        <w:t>на підставі</w:t>
-      </w:r>
-      <w:r>
-        <w:rPr>
-          <w:rFonts w:asciiTheme="majorBidi" w:hAnsiTheme="majorBidi" w:cstheme="majorBidi"/>
-          <w:sz w:val="20"/>
-          <w:szCs w:val="20"/>
-        </w:rPr>
-        <w:t xml:space="preserve"> </w:t>
-      </w:r>
-      <w:bookmarkStart w:id="7" w:name="ZDeistOsn"/>
-      <w:bookmarkEnd w:id="7"/>
+        <w:t>contractor</w:t>
+      </w:r>
+      <w:proofErr w:type="spellEnd"/>
       <w:r>
         <w:rPr>
           <w:rFonts w:asciiTheme="majorBidi" w:hAnsiTheme="majorBidi" w:cstheme="majorBidi"/>
@@ -675,8 +605,18 @@
           <w:sz w:val="20"/>
           <w:szCs w:val="20"/>
         </w:rPr>
-        <w:t>{</w:t>
-      </w:r>
+        <w:t>}</w:t>
+      </w:r>
+      <w:r>
+        <w:rPr>
+          <w:rFonts w:asciiTheme="majorBidi" w:hAnsiTheme="majorBidi" w:cstheme="majorBidi"/>
+          <w:sz w:val="20"/>
+          <w:szCs w:val="20"/>
+        </w:rPr>
+        <w:t xml:space="preserve">, </w:t>
+      </w:r>
+      <w:bookmarkStart w:id="9" w:name="PPlatN"/>
+      <w:bookmarkEnd w:id="9"/>
       <w:r>
         <w:rPr>
           <w:rFonts w:asciiTheme="majorBidi" w:hAnsiTheme="majorBidi" w:cstheme="majorBidi"/>
@@ -684,10 +624,10 @@
           <w:bCs/>
           <w:sz w:val="20"/>
           <w:szCs w:val="20"/>
-          <w:lang w:val="en-US"/>
-        </w:rPr>
-        <w:t>treaty</w:t>
-      </w:r>
+        </w:rPr>
+        <w:t>{</w:t>
+      </w:r>
+      <w:proofErr w:type="spellStart"/>
       <w:r>
         <w:rPr>
           <w:rFonts w:asciiTheme="majorBidi" w:hAnsiTheme="majorBidi" w:cstheme="majorBidi"/>
@@ -696,7 +636,7 @@
           <w:sz w:val="20"/>
           <w:szCs w:val="20"/>
         </w:rPr>
-        <w:t>-</w:t>
+        <w:t>treaty-header-</w:t>
       </w:r>
       <w:r>
         <w:rPr>
@@ -705,9 +645,8 @@
           <w:bCs/>
           <w:sz w:val="20"/>
           <w:szCs w:val="20"/>
-          <w:lang w:val="en-US"/>
-        </w:rPr>
-        <w:t>header</w:t>
+        </w:rPr>
+        <w:t>contractor</w:t>
       </w:r>
       <w:r>
         <w:rPr>
@@ -717,285 +656,9 @@
           <w:sz w:val="20"/>
           <w:szCs w:val="20"/>
         </w:rPr>
-        <w:t>-</w:t>
-      </w:r>
-      <w:r>
-        <w:rPr>
-          <w:rFonts w:asciiTheme="majorBidi" w:hAnsiTheme="majorBidi" w:cstheme="majorBidi"/>
-          <w:b/>
-          <w:bCs/>
-          <w:sz w:val="20"/>
-          <w:szCs w:val="20"/>
-          <w:lang w:val="en-US"/>
-        </w:rPr>
-        <w:t>customer</w:t>
-      </w:r>
-      <w:r>
-        <w:rPr>
-          <w:rFonts w:asciiTheme="majorBidi" w:hAnsiTheme="majorBidi" w:cstheme="majorBidi"/>
-          <w:b/>
-          <w:bCs/>
-          <w:sz w:val="20"/>
-          <w:szCs w:val="20"/>
-        </w:rPr>
-        <w:t>-</w:t>
-      </w:r>
-      <w:r>
-        <w:rPr>
-          <w:rFonts w:asciiTheme="majorBidi" w:hAnsiTheme="majorBidi" w:cstheme="majorBidi"/>
-          <w:b/>
-          <w:bCs/>
-          <w:sz w:val="20"/>
-          <w:szCs w:val="20"/>
-          <w:lang w:val="en-US"/>
-        </w:rPr>
-        <w:t>person</w:t>
-      </w:r>
-      <w:r>
-        <w:rPr>
-          <w:rFonts w:asciiTheme="majorBidi" w:hAnsiTheme="majorBidi" w:cstheme="majorBidi"/>
-          <w:b/>
-          <w:bCs/>
-          <w:sz w:val="20"/>
-          <w:szCs w:val="20"/>
-        </w:rPr>
-        <w:t>-</w:t>
-      </w:r>
-      <w:r>
-        <w:rPr>
-          <w:rFonts w:asciiTheme="majorBidi" w:hAnsiTheme="majorBidi" w:cstheme="majorBidi"/>
-          <w:b/>
-          <w:bCs/>
-          <w:sz w:val="20"/>
-          <w:szCs w:val="20"/>
-          <w:lang w:val="en-US"/>
-        </w:rPr>
-        <w:t>mandate</w:t>
-      </w:r>
-      <w:r>
-        <w:rPr>
-          <w:rFonts w:asciiTheme="majorBidi" w:hAnsiTheme="majorBidi" w:cstheme="majorBidi"/>
-          <w:b/>
-          <w:bCs/>
-          <w:sz w:val="20"/>
-          <w:szCs w:val="20"/>
-        </w:rPr>
-        <w:t>}</w:t>
-      </w:r>
-      <w:r>
-        <w:rPr>
-          <w:rFonts w:asciiTheme="majorBidi" w:hAnsiTheme="majorBidi" w:cstheme="majorBidi"/>
-          <w:sz w:val="20"/>
-          <w:szCs w:val="20"/>
-        </w:rPr>
-        <w:t xml:space="preserve">, </w:t>
-      </w:r>
-      <w:r>
-        <w:rPr>
-          <w:rFonts w:asciiTheme="majorBidi" w:hAnsiTheme="majorBidi" w:cstheme="majorBidi"/>
-          <w:sz w:val="20"/>
-          <w:szCs w:val="20"/>
-        </w:rPr>
-        <w:t>з одної сторони, та</w:t>
-      </w:r>
-      <w:r>
-        <w:rPr>
-          <w:rFonts w:asciiTheme="majorBidi" w:hAnsiTheme="majorBidi" w:cstheme="majorBidi"/>
-          <w:sz w:val="20"/>
-          <w:szCs w:val="20"/>
-        </w:rPr>
-        <w:t xml:space="preserve"> </w:t>
-      </w:r>
-      <w:bookmarkStart w:id="8" w:name="Podriad"/>
-      <w:bookmarkEnd w:id="8"/>
-      <w:r>
-        <w:rPr>
-          <w:rFonts w:asciiTheme="majorBidi" w:hAnsiTheme="majorBidi" w:cstheme="majorBidi"/>
-          <w:b/>
-          <w:bCs/>
-          <w:sz w:val="20"/>
-          <w:szCs w:val="20"/>
-        </w:rPr>
-        <w:t>{</w:t>
-      </w:r>
-      <w:r>
-        <w:rPr>
-          <w:rFonts w:asciiTheme="majorBidi" w:hAnsiTheme="majorBidi" w:cstheme="majorBidi"/>
-          <w:b/>
-          <w:bCs/>
-          <w:sz w:val="20"/>
-          <w:szCs w:val="20"/>
-          <w:lang w:val="en-US"/>
-        </w:rPr>
-        <w:t>treaty</w:t>
-      </w:r>
-      <w:r>
-        <w:rPr>
-          <w:rFonts w:asciiTheme="majorBidi" w:hAnsiTheme="majorBidi" w:cstheme="majorBidi"/>
-          <w:b/>
-          <w:bCs/>
-          <w:sz w:val="20"/>
-          <w:szCs w:val="20"/>
-        </w:rPr>
-        <w:t>-</w:t>
-      </w:r>
-      <w:r>
-        <w:rPr>
-          <w:rFonts w:asciiTheme="majorBidi" w:hAnsiTheme="majorBidi" w:cstheme="majorBidi"/>
-          <w:b/>
-          <w:bCs/>
-          <w:sz w:val="20"/>
-          <w:szCs w:val="20"/>
-          <w:lang w:val="en-US"/>
-        </w:rPr>
-        <w:t>header</w:t>
-      </w:r>
-      <w:r>
-        <w:rPr>
-          <w:rFonts w:asciiTheme="majorBidi" w:hAnsiTheme="majorBidi" w:cstheme="majorBidi"/>
-          <w:b/>
-          <w:bCs/>
-          <w:sz w:val="20"/>
-          <w:szCs w:val="20"/>
-        </w:rPr>
-        <w:t>-</w:t>
-      </w:r>
-      <w:r>
-        <w:rPr>
-          <w:rFonts w:asciiTheme="majorBidi" w:hAnsiTheme="majorBidi" w:cstheme="majorBidi"/>
-          <w:b/>
-          <w:bCs/>
-          <w:sz w:val="20"/>
-          <w:szCs w:val="20"/>
-          <w:lang w:val="en-US"/>
-        </w:rPr>
-        <w:t>contractor</w:t>
-      </w:r>
-      <w:r>
-        <w:rPr>
-          <w:rFonts w:asciiTheme="majorBidi" w:hAnsiTheme="majorBidi" w:cstheme="majorBidi"/>
-          <w:b/>
-          <w:bCs/>
-          <w:sz w:val="20"/>
-          <w:szCs w:val="20"/>
-        </w:rPr>
-        <w:t>}</w:t>
-      </w:r>
-      <w:r>
-        <w:rPr>
-          <w:rFonts w:asciiTheme="majorBidi" w:hAnsiTheme="majorBidi" w:cstheme="majorBidi"/>
-          <w:sz w:val="20"/>
-          <w:szCs w:val="20"/>
-        </w:rPr>
-        <w:t xml:space="preserve">, </w:t>
-      </w:r>
-      <w:bookmarkStart w:id="9" w:name="PPlatN"/>
-      <w:bookmarkEnd w:id="9"/>
-      <w:r>
-        <w:rPr>
-          <w:rFonts w:asciiTheme="majorBidi" w:hAnsiTheme="majorBidi" w:cstheme="majorBidi"/>
-          <w:b/>
-          <w:bCs/>
-          <w:sz w:val="20"/>
-          <w:szCs w:val="20"/>
-        </w:rPr>
-        <w:t>{</w:t>
-      </w:r>
-      <w:r>
-        <w:rPr>
-          <w:rFonts w:asciiTheme="majorBidi" w:hAnsiTheme="majorBidi" w:cstheme="majorBidi"/>
-          <w:b/>
-          <w:bCs/>
-          <w:sz w:val="20"/>
-          <w:szCs w:val="20"/>
-          <w:lang w:val="en-US"/>
-        </w:rPr>
-        <w:t>treaty</w:t>
-      </w:r>
-      <w:r>
-        <w:rPr>
-          <w:rFonts w:asciiTheme="majorBidi" w:hAnsiTheme="majorBidi" w:cstheme="majorBidi"/>
-          <w:b/>
-          <w:bCs/>
-          <w:sz w:val="20"/>
-          <w:szCs w:val="20"/>
-        </w:rPr>
-        <w:t>-</w:t>
-      </w:r>
-      <w:r>
-        <w:rPr>
-          <w:rFonts w:asciiTheme="majorBidi" w:hAnsiTheme="majorBidi" w:cstheme="majorBidi"/>
-          <w:b/>
-          <w:bCs/>
-          <w:sz w:val="20"/>
-          <w:szCs w:val="20"/>
-          <w:lang w:val="en-US"/>
-        </w:rPr>
-        <w:t>header</w:t>
-      </w:r>
-      <w:r>
-        <w:rPr>
-          <w:rFonts w:asciiTheme="majorBidi" w:hAnsiTheme="majorBidi" w:cstheme="majorBidi"/>
-          <w:b/>
-          <w:bCs/>
-          <w:sz w:val="20"/>
-          <w:szCs w:val="20"/>
-        </w:rPr>
-        <w:t>-</w:t>
-      </w:r>
-      <w:r>
-        <w:rPr>
-          <w:rFonts w:asciiTheme="majorBidi" w:hAnsiTheme="majorBidi" w:cstheme="majorBidi"/>
-          <w:b/>
-          <w:bCs/>
-          <w:sz w:val="20"/>
-          <w:szCs w:val="20"/>
-          <w:lang w:val="en-US"/>
-        </w:rPr>
-        <w:t>contractor</w:t>
-      </w:r>
-      <w:r>
-        <w:rPr>
-          <w:rFonts w:asciiTheme="majorBidi" w:hAnsiTheme="majorBidi" w:cstheme="majorBidi"/>
-          <w:b/>
-          <w:bCs/>
-          <w:sz w:val="20"/>
-          <w:szCs w:val="20"/>
-        </w:rPr>
-        <w:t>-</w:t>
-      </w:r>
-      <w:r>
-        <w:rPr>
-          <w:rFonts w:asciiTheme="majorBidi" w:hAnsiTheme="majorBidi" w:cstheme="majorBidi"/>
-          <w:b/>
-          <w:bCs/>
-          <w:sz w:val="20"/>
-          <w:szCs w:val="20"/>
-          <w:lang w:val="en-US"/>
-        </w:rPr>
-        <w:t>tax</w:t>
-      </w:r>
-      <w:r>
-        <w:rPr>
-          <w:rFonts w:asciiTheme="majorBidi" w:hAnsiTheme="majorBidi" w:cstheme="majorBidi"/>
-          <w:b/>
-          <w:bCs/>
-          <w:sz w:val="20"/>
-          <w:szCs w:val="20"/>
-        </w:rPr>
-        <w:t>-</w:t>
-      </w:r>
-      <w:r>
-        <w:rPr>
-          <w:rFonts w:asciiTheme="majorBidi" w:hAnsiTheme="majorBidi" w:cstheme="majorBidi"/>
-          <w:b/>
-          <w:bCs/>
-          <w:sz w:val="20"/>
-          <w:szCs w:val="20"/>
-          <w:lang w:val="en-US"/>
-        </w:rPr>
-        <w:t>status</w:t>
-      </w:r>
+        <w:t>-tax-status</w:t>
+      </w:r>
+      <w:proofErr w:type="spellEnd"/>
       <w:r>
         <w:rPr>
           <w:rFonts w:asciiTheme="majorBidi" w:hAnsiTheme="majorBidi" w:cstheme="majorBidi"/>
@@ -1061,6 +724,7 @@
         </w:rPr>
         <w:t>{</w:t>
       </w:r>
+      <w:proofErr w:type="spellStart"/>
       <w:r>
         <w:rPr>
           <w:rFonts w:asciiTheme="majorBidi" w:hAnsiTheme="majorBidi" w:cstheme="majorBidi"/>
@@ -1068,9 +732,8 @@
           <w:bCs/>
           <w:sz w:val="20"/>
           <w:szCs w:val="20"/>
-          <w:lang w:val="en-US"/>
-        </w:rPr>
-        <w:t>treaty</w:t>
+        </w:rPr>
+        <w:t>treaty-header-</w:t>
       </w:r>
       <w:r>
         <w:rPr>
@@ -1080,7 +743,7 @@
           <w:sz w:val="20"/>
           <w:szCs w:val="20"/>
         </w:rPr>
-        <w:t>-</w:t>
+        <w:t>contractor</w:t>
       </w:r>
       <w:r>
         <w:rPr>
@@ -1089,10 +752,10 @@
           <w:bCs/>
           <w:sz w:val="20"/>
           <w:szCs w:val="20"/>
-          <w:lang w:val="en-US"/>
-        </w:rPr>
-        <w:t>header</w:t>
-      </w:r>
+        </w:rPr>
+        <w:t>-person</w:t>
+      </w:r>
+      <w:proofErr w:type="spellEnd"/>
       <w:r>
         <w:rPr>
           <w:rFonts w:asciiTheme="majorBidi" w:hAnsiTheme="majorBidi" w:cstheme="majorBidi"/>
@@ -1101,7 +764,25 @@
           <w:sz w:val="20"/>
           <w:szCs w:val="20"/>
         </w:rPr>
-        <w:t>-</w:t>
+        <w:t>}</w:t>
+      </w:r>
+      <w:r>
+        <w:rPr>
+          <w:rFonts w:asciiTheme="majorBidi" w:hAnsiTheme="majorBidi" w:cstheme="majorBidi"/>
+          <w:sz w:val="20"/>
+          <w:szCs w:val="20"/>
+        </w:rPr>
+        <w:t xml:space="preserve">, </w:t>
+      </w:r>
+      <w:bookmarkStart w:id="12" w:name="PDeistOsn"/>
+      <w:bookmarkEnd w:id="12"/>
+      <w:r>
+        <w:rPr>
+          <w:rFonts w:asciiTheme="majorBidi" w:hAnsiTheme="majorBidi" w:cstheme="majorBidi"/>
+          <w:sz w:val="20"/>
+          <w:szCs w:val="20"/>
+        </w:rPr>
+        <w:t xml:space="preserve">що діє на підставі </w:t>
       </w:r>
       <w:r>
         <w:rPr>
@@ -1110,10 +791,10 @@
           <w:bCs/>
           <w:sz w:val="20"/>
           <w:szCs w:val="20"/>
-          <w:lang w:val="en-US"/>
-        </w:rPr>
-        <w:t>contractor</w:t>
-      </w:r>
+        </w:rPr>
+        <w:t>{</w:t>
+      </w:r>
+      <w:proofErr w:type="spellStart"/>
       <w:r>
         <w:rPr>
           <w:rFonts w:asciiTheme="majorBidi" w:hAnsiTheme="majorBidi" w:cstheme="majorBidi"/>
@@ -1122,7 +803,7 @@
           <w:sz w:val="20"/>
           <w:szCs w:val="20"/>
         </w:rPr>
-        <w:t>-</w:t>
+        <w:t>treaty-header-</w:t>
       </w:r>
       <w:r>
         <w:rPr>
@@ -1131,9 +812,8 @@
           <w:bCs/>
           <w:sz w:val="20"/>
           <w:szCs w:val="20"/>
-          <w:lang w:val="en-US"/>
-        </w:rPr>
-        <w:t>person</w:t>
+        </w:rPr>
+        <w:t>contractor</w:t>
       </w:r>
       <w:r>
         <w:rPr>
@@ -1143,131 +823,9 @@
           <w:sz w:val="20"/>
           <w:szCs w:val="20"/>
         </w:rPr>
-        <w:t>}</w:t>
-      </w:r>
-      <w:r>
-        <w:rPr>
-          <w:rFonts w:asciiTheme="majorBidi" w:hAnsiTheme="majorBidi" w:cstheme="majorBidi"/>
-          <w:sz w:val="20"/>
-          <w:szCs w:val="20"/>
-        </w:rPr>
-        <w:t xml:space="preserve">, </w:t>
-      </w:r>
-      <w:bookmarkStart w:id="12" w:name="PDeistOsn"/>
-      <w:bookmarkEnd w:id="12"/>
-      <w:r>
-        <w:rPr>
-          <w:rFonts w:asciiTheme="majorBidi" w:hAnsiTheme="majorBidi" w:cstheme="majorBidi"/>
-          <w:sz w:val="20"/>
-          <w:szCs w:val="20"/>
-        </w:rPr>
-        <w:t xml:space="preserve">що діє на підставі </w:t>
-      </w:r>
-      <w:r>
-        <w:rPr>
-          <w:rFonts w:asciiTheme="majorBidi" w:hAnsiTheme="majorBidi" w:cstheme="majorBidi"/>
-          <w:b/>
-          <w:bCs/>
-          <w:sz w:val="20"/>
-          <w:szCs w:val="20"/>
-        </w:rPr>
-        <w:t>{</w:t>
-      </w:r>
-      <w:r>
-        <w:rPr>
-          <w:rFonts w:asciiTheme="majorBidi" w:hAnsiTheme="majorBidi" w:cstheme="majorBidi"/>
-          <w:b/>
-          <w:bCs/>
-          <w:sz w:val="20"/>
-          <w:szCs w:val="20"/>
-          <w:lang w:val="en-US"/>
-        </w:rPr>
-        <w:t>treaty</w:t>
-      </w:r>
-      <w:r>
-        <w:rPr>
-          <w:rFonts w:asciiTheme="majorBidi" w:hAnsiTheme="majorBidi" w:cstheme="majorBidi"/>
-          <w:b/>
-          <w:bCs/>
-          <w:sz w:val="20"/>
-          <w:szCs w:val="20"/>
-        </w:rPr>
-        <w:t>-</w:t>
-      </w:r>
-      <w:r>
-        <w:rPr>
-          <w:rFonts w:asciiTheme="majorBidi" w:hAnsiTheme="majorBidi" w:cstheme="majorBidi"/>
-          <w:b/>
-          <w:bCs/>
-          <w:sz w:val="20"/>
-          <w:szCs w:val="20"/>
-          <w:lang w:val="en-US"/>
-        </w:rPr>
-        <w:t>header</w:t>
-      </w:r>
-      <w:r>
-        <w:rPr>
-          <w:rFonts w:asciiTheme="majorBidi" w:hAnsiTheme="majorBidi" w:cstheme="majorBidi"/>
-          <w:b/>
-          <w:bCs/>
-          <w:sz w:val="20"/>
-          <w:szCs w:val="20"/>
-        </w:rPr>
-        <w:t>-</w:t>
-      </w:r>
-      <w:r>
-        <w:rPr>
-          <w:rFonts w:asciiTheme="majorBidi" w:hAnsiTheme="majorBidi" w:cstheme="majorBidi"/>
-          <w:b/>
-          <w:bCs/>
-          <w:sz w:val="20"/>
-          <w:szCs w:val="20"/>
-          <w:lang w:val="en-US"/>
-        </w:rPr>
-        <w:t>contractor</w:t>
-      </w:r>
-      <w:r>
-        <w:rPr>
-          <w:rFonts w:asciiTheme="majorBidi" w:hAnsiTheme="majorBidi" w:cstheme="majorBidi"/>
-          <w:b/>
-          <w:bCs/>
-          <w:sz w:val="20"/>
-          <w:szCs w:val="20"/>
-        </w:rPr>
-        <w:t>-</w:t>
-      </w:r>
-      <w:r>
-        <w:rPr>
-          <w:rFonts w:asciiTheme="majorBidi" w:hAnsiTheme="majorBidi" w:cstheme="majorBidi"/>
-          <w:b/>
-          <w:bCs/>
-          <w:sz w:val="20"/>
-          <w:szCs w:val="20"/>
-          <w:lang w:val="en-US"/>
-        </w:rPr>
-        <w:t>person</w:t>
-      </w:r>
-      <w:r>
-        <w:rPr>
-          <w:rFonts w:asciiTheme="majorBidi" w:hAnsiTheme="majorBidi" w:cstheme="majorBidi"/>
-          <w:b/>
-          <w:bCs/>
-          <w:sz w:val="20"/>
-          <w:szCs w:val="20"/>
-        </w:rPr>
-        <w:t>-</w:t>
-      </w:r>
-      <w:r>
-        <w:rPr>
-          <w:rFonts w:asciiTheme="majorBidi" w:hAnsiTheme="majorBidi" w:cstheme="majorBidi"/>
-          <w:b/>
-          <w:bCs/>
-          <w:sz w:val="20"/>
-          <w:szCs w:val="20"/>
-          <w:lang w:val="en-US"/>
-        </w:rPr>
-        <w:t>mandate</w:t>
-      </w:r>
+        <w:t>-person-mandate</w:t>
+      </w:r>
+      <w:proofErr w:type="spellEnd"/>
       <w:r>
         <w:rPr>
           <w:rFonts w:asciiTheme="majorBidi" w:hAnsiTheme="majorBidi" w:cstheme="majorBidi"/>
@@ -1477,24 +1035,7 @@
                 <w:sz w:val="20"/>
                 <w:szCs w:val="20"/>
               </w:rPr>
-              <w:t>Найменування</w:t>
-            </w:r>
-            <w:r>
-              <w:rPr>
-                <w:rFonts w:asciiTheme="majorBidi" w:hAnsiTheme="majorBidi" w:cstheme="majorBidi"/>
-                <w:sz w:val="20"/>
-                <w:szCs w:val="20"/>
-                <w:lang w:val="en-US"/>
-              </w:rPr>
-              <w:t xml:space="preserve"> </w:t>
-            </w:r>
-            <w:r>
-              <w:rPr>
-                <w:rFonts w:asciiTheme="majorBidi" w:hAnsiTheme="majorBidi" w:cstheme="majorBidi"/>
-                <w:sz w:val="20"/>
-                <w:szCs w:val="20"/>
-              </w:rPr>
-              <w:t>робіт</w:t>
+              <w:t>Найменування робіт</w:t>
             </w:r>
           </w:p>
         </w:tc>
@@ -1622,7 +1163,6 @@
                 <w:rFonts w:asciiTheme="majorBidi" w:hAnsiTheme="majorBidi" w:cstheme="majorBidi"/>
                 <w:sz w:val="20"/>
                 <w:szCs w:val="20"/>
-                <w:lang w:val="en-US"/>
               </w:rPr>
             </w:pPr>
             <w:r>
@@ -1630,29 +1170,8 @@
                 <w:rFonts w:asciiTheme="majorBidi" w:hAnsiTheme="majorBidi" w:cstheme="majorBidi"/>
                 <w:sz w:val="20"/>
                 <w:szCs w:val="20"/>
-                <w:lang w:val="en-US"/>
-              </w:rPr>
-              <w:t>{#</w:t>
-            </w:r>
-            <w:proofErr w:type="gramStart"/>
-            <w:r>
-              <w:rPr>
-                <w:rFonts w:asciiTheme="majorBidi" w:hAnsiTheme="majorBidi" w:cstheme="majorBidi"/>
-                <w:sz w:val="20"/>
-                <w:szCs w:val="20"/>
-                <w:lang w:val="en-US"/>
-              </w:rPr>
-              <w:t>items}{</w:t>
-            </w:r>
-            <w:proofErr w:type="gramEnd"/>
-            <w:r>
-              <w:rPr>
-                <w:rFonts w:asciiTheme="majorBidi" w:hAnsiTheme="majorBidi" w:cstheme="majorBidi"/>
-                <w:sz w:val="20"/>
-                <w:szCs w:val="20"/>
-                <w:lang w:val="en-US"/>
-              </w:rPr>
-              <w:t>treaty-job-item-number}</w:t>
+              </w:rPr>
+              <w:t>{#items}{treaty-job-item-number}</w:t>
             </w:r>
           </w:p>
         </w:tc>
@@ -1674,9 +1193,26 @@
                 <w:rFonts w:asciiTheme="majorBidi" w:hAnsiTheme="majorBidi" w:cstheme="majorBidi"/>
                 <w:sz w:val="20"/>
                 <w:szCs w:val="20"/>
-                <w:lang w:val="en-US"/>
-              </w:rPr>
-              <w:t>{treaty-job-item-title}</w:t>
+              </w:rPr>
+              <w:t>{</w:t>
+            </w:r>
+            <w:proofErr w:type="spellStart"/>
+            <w:r>
+              <w:rPr>
+                <w:rFonts w:asciiTheme="majorBidi" w:hAnsiTheme="majorBidi" w:cstheme="majorBidi"/>
+                <w:sz w:val="20"/>
+                <w:szCs w:val="20"/>
+              </w:rPr>
+              <w:t>treaty-job-item-title</w:t>
+            </w:r>
+            <w:proofErr w:type="spellEnd"/>
+            <w:r>
+              <w:rPr>
+                <w:rFonts w:asciiTheme="majorBidi" w:hAnsiTheme="majorBidi" w:cstheme="majorBidi"/>
+                <w:sz w:val="20"/>
+                <w:szCs w:val="20"/>
+              </w:rPr>
+              <w:t>}</w:t>
             </w:r>
           </w:p>
         </w:tc>
@@ -1699,9 +1235,26 @@
                 <w:rFonts w:asciiTheme="majorBidi" w:hAnsiTheme="majorBidi" w:cstheme="majorBidi"/>
                 <w:sz w:val="20"/>
                 <w:szCs w:val="20"/>
-                <w:lang w:val="en-US"/>
-              </w:rPr>
-              <w:t>{treaty-job-item-unit}</w:t>
+              </w:rPr>
+              <w:t>{</w:t>
+            </w:r>
+            <w:proofErr w:type="spellStart"/>
+            <w:r>
+              <w:rPr>
+                <w:rFonts w:asciiTheme="majorBidi" w:hAnsiTheme="majorBidi" w:cstheme="majorBidi"/>
+                <w:sz w:val="20"/>
+                <w:szCs w:val="20"/>
+              </w:rPr>
+              <w:t>treaty-job-item-unit</w:t>
+            </w:r>
+            <w:proofErr w:type="spellEnd"/>
+            <w:r>
+              <w:rPr>
+                <w:rFonts w:asciiTheme="majorBidi" w:hAnsiTheme="majorBidi" w:cstheme="majorBidi"/>
+                <w:sz w:val="20"/>
+                <w:szCs w:val="20"/>
+              </w:rPr>
+              <w:t>}</w:t>
             </w:r>
           </w:p>
         </w:tc>
@@ -1724,9 +1277,26 @@
                 <w:rFonts w:asciiTheme="majorBidi" w:hAnsiTheme="majorBidi" w:cstheme="majorBidi"/>
                 <w:sz w:val="20"/>
                 <w:szCs w:val="20"/>
-                <w:lang w:val="en-US"/>
-              </w:rPr>
-              <w:t>{treaty-job-item-quantity}</w:t>
+              </w:rPr>
+              <w:t>{</w:t>
+            </w:r>
+            <w:proofErr w:type="spellStart"/>
+            <w:r>
+              <w:rPr>
+                <w:rFonts w:asciiTheme="majorBidi" w:hAnsiTheme="majorBidi" w:cstheme="majorBidi"/>
+                <w:sz w:val="20"/>
+                <w:szCs w:val="20"/>
+              </w:rPr>
+              <w:t>treaty-job-item-quantity</w:t>
+            </w:r>
+            <w:proofErr w:type="spellEnd"/>
+            <w:r>
+              <w:rPr>
+                <w:rFonts w:asciiTheme="majorBidi" w:hAnsiTheme="majorBidi" w:cstheme="majorBidi"/>
+                <w:sz w:val="20"/>
+                <w:szCs w:val="20"/>
+              </w:rPr>
+              <w:t>}</w:t>
             </w:r>
           </w:p>
         </w:tc>
@@ -1749,9 +1319,26 @@
                 <w:rFonts w:asciiTheme="majorBidi" w:hAnsiTheme="majorBidi" w:cstheme="majorBidi"/>
                 <w:sz w:val="20"/>
                 <w:szCs w:val="20"/>
-                <w:lang w:val="en-US"/>
-              </w:rPr>
-              <w:t>{treaty-job-item-price}</w:t>
+              </w:rPr>
+              <w:t>{</w:t>
+            </w:r>
+            <w:proofErr w:type="spellStart"/>
+            <w:r>
+              <w:rPr>
+                <w:rFonts w:asciiTheme="majorBidi" w:hAnsiTheme="majorBidi" w:cstheme="majorBidi"/>
+                <w:sz w:val="20"/>
+                <w:szCs w:val="20"/>
+              </w:rPr>
+              <w:t>treaty-job-item-price</w:t>
+            </w:r>
+            <w:proofErr w:type="spellEnd"/>
+            <w:r>
+              <w:rPr>
+                <w:rFonts w:asciiTheme="majorBidi" w:hAnsiTheme="majorBidi" w:cstheme="majorBidi"/>
+                <w:sz w:val="20"/>
+                <w:szCs w:val="20"/>
+              </w:rPr>
+              <w:t>}</w:t>
             </w:r>
           </w:p>
         </w:tc>
@@ -1767,7 +1354,6 @@
                 <w:rFonts w:asciiTheme="majorBidi" w:hAnsiTheme="majorBidi" w:cstheme="majorBidi"/>
                 <w:sz w:val="20"/>
                 <w:szCs w:val="20"/>
-                <w:lang w:val="en-US"/>
               </w:rPr>
             </w:pPr>
             <w:r>
@@ -1775,29 +1361,44 @@
                 <w:rFonts w:asciiTheme="majorBidi" w:hAnsiTheme="majorBidi" w:cstheme="majorBidi"/>
                 <w:sz w:val="20"/>
                 <w:szCs w:val="20"/>
-                <w:lang w:val="en-US"/>
-              </w:rPr>
-              <w:t>{treaty-job-item-total-</w:t>
-            </w:r>
-            <w:proofErr w:type="gramStart"/>
-            <w:r>
-              <w:rPr>
-                <w:rFonts w:asciiTheme="majorBidi" w:hAnsiTheme="majorBidi" w:cstheme="majorBidi"/>
-                <w:sz w:val="20"/>
-                <w:szCs w:val="20"/>
-                <w:lang w:val="en-US"/>
-              </w:rPr>
-              <w:t>price}{</w:t>
-            </w:r>
-            <w:proofErr w:type="gramEnd"/>
-            <w:r>
-              <w:rPr>
-                <w:rFonts w:asciiTheme="majorBidi" w:hAnsiTheme="majorBidi" w:cstheme="majorBidi"/>
-                <w:sz w:val="20"/>
-                <w:szCs w:val="20"/>
-                <w:lang w:val="en-US"/>
-              </w:rPr>
-              <w:t>/items}</w:t>
+              </w:rPr>
+              <w:t>{</w:t>
+            </w:r>
+            <w:proofErr w:type="spellStart"/>
+            <w:r>
+              <w:rPr>
+                <w:rFonts w:asciiTheme="majorBidi" w:hAnsiTheme="majorBidi" w:cstheme="majorBidi"/>
+                <w:sz w:val="20"/>
+                <w:szCs w:val="20"/>
+              </w:rPr>
+              <w:t>treaty-job-item-total-price</w:t>
+            </w:r>
+            <w:proofErr w:type="spellEnd"/>
+            <w:r>
+              <w:rPr>
+                <w:rFonts w:asciiTheme="majorBidi" w:hAnsiTheme="majorBidi" w:cstheme="majorBidi"/>
+                <w:sz w:val="20"/>
+                <w:szCs w:val="20"/>
+              </w:rPr>
+              <w:t>}{/</w:t>
+            </w:r>
+            <w:proofErr w:type="spellStart"/>
+            <w:r>
+              <w:rPr>
+                <w:rFonts w:asciiTheme="majorBidi" w:hAnsiTheme="majorBidi" w:cstheme="majorBidi"/>
+                <w:sz w:val="20"/>
+                <w:szCs w:val="20"/>
+              </w:rPr>
+              <w:t>items</w:t>
+            </w:r>
+            <w:proofErr w:type="spellEnd"/>
+            <w:r>
+              <w:rPr>
+                <w:rFonts w:asciiTheme="majorBidi" w:hAnsiTheme="majorBidi" w:cstheme="majorBidi"/>
+                <w:sz w:val="20"/>
+                <w:szCs w:val="20"/>
+              </w:rPr>
+              <w:t>}</w:t>
             </w:r>
           </w:p>
         </w:tc>
@@ -1860,9 +1461,30 @@
                 <w:bCs/>
                 <w:sz w:val="20"/>
                 <w:szCs w:val="20"/>
-                <w:lang w:val="en-US"/>
-              </w:rPr>
-              <w:t>{treaty-jobs-price-without-tax}</w:t>
+              </w:rPr>
+              <w:t>{</w:t>
+            </w:r>
+            <w:proofErr w:type="spellStart"/>
+            <w:r>
+              <w:rPr>
+                <w:rFonts w:asciiTheme="majorBidi" w:hAnsiTheme="majorBidi" w:cstheme="majorBidi"/>
+                <w:b/>
+                <w:bCs/>
+                <w:sz w:val="20"/>
+                <w:szCs w:val="20"/>
+              </w:rPr>
+              <w:t>treaty-jobs-price-without-tax</w:t>
+            </w:r>
+            <w:proofErr w:type="spellEnd"/>
+            <w:r>
+              <w:rPr>
+                <w:rFonts w:asciiTheme="majorBidi" w:hAnsiTheme="majorBidi" w:cstheme="majorBidi"/>
+                <w:b/>
+                <w:bCs/>
+                <w:sz w:val="20"/>
+                <w:szCs w:val="20"/>
+              </w:rPr>
+              <w:t>}</w:t>
             </w:r>
           </w:p>
         </w:tc>
@@ -1925,9 +1547,30 @@
                 <w:bCs/>
                 <w:sz w:val="20"/>
                 <w:szCs w:val="20"/>
-                <w:lang w:val="en-US"/>
-              </w:rPr>
-              <w:t>{treaty-jobs-tax}</w:t>
+              </w:rPr>
+              <w:t>{</w:t>
+            </w:r>
+            <w:proofErr w:type="spellStart"/>
+            <w:r>
+              <w:rPr>
+                <w:rFonts w:asciiTheme="majorBidi" w:hAnsiTheme="majorBidi" w:cstheme="majorBidi"/>
+                <w:b/>
+                <w:bCs/>
+                <w:sz w:val="20"/>
+                <w:szCs w:val="20"/>
+              </w:rPr>
+              <w:t>treaty-jobs-tax</w:t>
+            </w:r>
+            <w:proofErr w:type="spellEnd"/>
+            <w:r>
+              <w:rPr>
+                <w:rFonts w:asciiTheme="majorBidi" w:hAnsiTheme="majorBidi" w:cstheme="majorBidi"/>
+                <w:b/>
+                <w:bCs/>
+                <w:sz w:val="20"/>
+                <w:szCs w:val="20"/>
+              </w:rPr>
+              <w:t>}</w:t>
             </w:r>
           </w:p>
         </w:tc>
@@ -1990,9 +1633,30 @@
                 <w:bCs/>
                 <w:sz w:val="20"/>
                 <w:szCs w:val="20"/>
-                <w:lang w:val="en-US"/>
-              </w:rPr>
-              <w:t>{treaty-jobs-price-with-tax}</w:t>
+              </w:rPr>
+              <w:t>{</w:t>
+            </w:r>
+            <w:proofErr w:type="spellStart"/>
+            <w:r>
+              <w:rPr>
+                <w:rFonts w:asciiTheme="majorBidi" w:hAnsiTheme="majorBidi" w:cstheme="majorBidi"/>
+                <w:b/>
+                <w:bCs/>
+                <w:sz w:val="20"/>
+                <w:szCs w:val="20"/>
+              </w:rPr>
+              <w:t>treaty-jobs-price-with-tax</w:t>
+            </w:r>
+            <w:proofErr w:type="spellEnd"/>
+            <w:r>
+              <w:rPr>
+                <w:rFonts w:asciiTheme="majorBidi" w:hAnsiTheme="majorBidi" w:cstheme="majorBidi"/>
+                <w:b/>
+                <w:bCs/>
+                <w:sz w:val="20"/>
+                <w:szCs w:val="20"/>
+              </w:rPr>
+              <w:t>}</w:t>
             </w:r>
           </w:p>
         </w:tc>
@@ -2078,6 +1742,7 @@
         </w:rPr>
         <w:t>{</w:t>
       </w:r>
+      <w:proofErr w:type="spellStart"/>
       <w:r>
         <w:rPr>
           <w:rFonts w:asciiTheme="majorBidi" w:hAnsiTheme="majorBidi" w:cstheme="majorBidi"/>
@@ -2085,52 +1750,10 @@
           <w:bCs/>
           <w:sz w:val="20"/>
           <w:szCs w:val="20"/>
-          <w:lang w:val="en-US"/>
-        </w:rPr>
-        <w:t>treaty</w:t>
-      </w:r>
-      <w:r>
-        <w:rPr>
-          <w:rFonts w:asciiTheme="majorBidi" w:hAnsiTheme="majorBidi" w:cstheme="majorBidi"/>
-          <w:b/>
-          <w:bCs/>
-          <w:sz w:val="20"/>
-          <w:szCs w:val="20"/>
-        </w:rPr>
-        <w:t>-</w:t>
-      </w:r>
-      <w:r>
-        <w:rPr>
-          <w:rFonts w:asciiTheme="majorBidi" w:hAnsiTheme="majorBidi" w:cstheme="majorBidi"/>
-          <w:b/>
-          <w:bCs/>
-          <w:sz w:val="20"/>
-          <w:szCs w:val="20"/>
-          <w:lang w:val="en-US"/>
-        </w:rPr>
-        <w:t>price</w:t>
-      </w:r>
-      <w:r>
-        <w:rPr>
-          <w:rFonts w:asciiTheme="majorBidi" w:hAnsiTheme="majorBidi" w:cstheme="majorBidi"/>
-          <w:b/>
-          <w:bCs/>
-          <w:sz w:val="20"/>
-          <w:szCs w:val="20"/>
-        </w:rPr>
-        <w:t>-</w:t>
-      </w:r>
-      <w:r>
-        <w:rPr>
-          <w:rFonts w:asciiTheme="majorBidi" w:hAnsiTheme="majorBidi" w:cstheme="majorBidi"/>
-          <w:b/>
-          <w:bCs/>
-          <w:sz w:val="20"/>
-          <w:szCs w:val="20"/>
-          <w:lang w:val="en-US"/>
-        </w:rPr>
-        <w:t>literal</w:t>
-      </w:r>
+        </w:rPr>
+        <w:t>treaty-price-literal</w:t>
+      </w:r>
+      <w:proofErr w:type="spellEnd"/>
       <w:r>
         <w:rPr>
           <w:rFonts w:asciiTheme="majorBidi" w:hAnsiTheme="majorBidi" w:cstheme="majorBidi"/>
@@ -2371,6 +1994,7 @@
         </w:rPr>
         <w:t>{</w:t>
       </w:r>
+      <w:proofErr w:type="spellStart"/>
       <w:r>
         <w:rPr>
           <w:rFonts w:asciiTheme="majorBidi" w:hAnsiTheme="majorBidi" w:cstheme="majorBidi"/>
@@ -2378,52 +2002,10 @@
           <w:bCs/>
           <w:sz w:val="20"/>
           <w:szCs w:val="20"/>
-          <w:lang w:val="en-US"/>
-        </w:rPr>
-        <w:t>treaty</w:t>
-      </w:r>
-      <w:r>
-        <w:rPr>
-          <w:rFonts w:asciiTheme="majorBidi" w:hAnsiTheme="majorBidi" w:cstheme="majorBidi"/>
-          <w:b/>
-          <w:bCs/>
-          <w:sz w:val="20"/>
-          <w:szCs w:val="20"/>
-        </w:rPr>
-        <w:t>-</w:t>
-      </w:r>
-      <w:r>
-        <w:rPr>
-          <w:rFonts w:asciiTheme="majorBidi" w:hAnsiTheme="majorBidi" w:cstheme="majorBidi"/>
-          <w:b/>
-          <w:bCs/>
-          <w:sz w:val="20"/>
-          <w:szCs w:val="20"/>
-          <w:lang w:val="en-US"/>
-        </w:rPr>
-        <w:t>job</w:t>
-      </w:r>
-      <w:r>
-        <w:rPr>
-          <w:rFonts w:asciiTheme="majorBidi" w:hAnsiTheme="majorBidi" w:cstheme="majorBidi"/>
-          <w:b/>
-          <w:bCs/>
-          <w:sz w:val="20"/>
-          <w:szCs w:val="20"/>
-        </w:rPr>
-        <w:t>-</w:t>
-      </w:r>
-      <w:r>
-        <w:rPr>
-          <w:rFonts w:asciiTheme="majorBidi" w:hAnsiTheme="majorBidi" w:cstheme="majorBidi"/>
-          <w:b/>
-          <w:bCs/>
-          <w:sz w:val="20"/>
-          <w:szCs w:val="20"/>
-          <w:lang w:val="en-US"/>
-        </w:rPr>
-        <w:t>duration</w:t>
-      </w:r>
+        </w:rPr>
+        <w:t>treaty-job-duration</w:t>
+      </w:r>
+      <w:proofErr w:type="spellEnd"/>
       <w:r>
         <w:rPr>
           <w:rFonts w:asciiTheme="majorBidi" w:hAnsiTheme="majorBidi" w:cstheme="majorBidi"/>
@@ -2654,6 +2236,7 @@
         </w:rPr>
         <w:t>{</w:t>
       </w:r>
+      <w:proofErr w:type="spellStart"/>
       <w:r>
         <w:rPr>
           <w:rFonts w:asciiTheme="majorBidi" w:hAnsiTheme="majorBidi" w:cstheme="majorBidi"/>
@@ -2661,31 +2244,10 @@
           <w:bCs/>
           <w:sz w:val="20"/>
           <w:szCs w:val="20"/>
-          <w:lang w:val="en-US"/>
-        </w:rPr>
-        <w:t>treaty</w:t>
-      </w:r>
-      <w:r>
-        <w:rPr>
-          <w:rFonts w:asciiTheme="majorBidi" w:hAnsiTheme="majorBidi" w:cstheme="majorBidi"/>
-          <w:b/>
-          <w:bCs/>
-          <w:sz w:val="20"/>
-          <w:szCs w:val="20"/>
-        </w:rPr>
-        <w:t>-</w:t>
-      </w:r>
-      <w:r>
-        <w:rPr>
-          <w:rFonts w:asciiTheme="majorBidi" w:hAnsiTheme="majorBidi" w:cstheme="majorBidi"/>
-          <w:b/>
-          <w:bCs/>
-          <w:sz w:val="20"/>
-          <w:szCs w:val="20"/>
-          <w:lang w:val="en-US"/>
-        </w:rPr>
-        <w:t>duration</w:t>
-      </w:r>
+        </w:rPr>
+        <w:t>treaty-duration</w:t>
+      </w:r>
+      <w:proofErr w:type="spellEnd"/>
       <w:r>
         <w:rPr>
           <w:rFonts w:asciiTheme="majorBidi" w:hAnsiTheme="majorBidi" w:cstheme="majorBidi"/>
@@ -2828,7 +2390,6 @@
                 <w:b/>
                 <w:sz w:val="20"/>
                 <w:szCs w:val="20"/>
-                <w:lang w:val="en-US"/>
               </w:rPr>
             </w:pPr>
             <w:r>
@@ -2837,17 +2398,16 @@
                 <w:b/>
                 <w:sz w:val="20"/>
                 <w:szCs w:val="20"/>
-                <w:lang w:val="en-US"/>
               </w:rPr>
               <w:t>{</w:t>
             </w:r>
-            <w:r>
-              <w:rPr>
-                <w:rFonts w:asciiTheme="majorBidi" w:hAnsiTheme="majorBidi" w:cstheme="majorBidi"/>
-                <w:b/>
-                <w:sz w:val="20"/>
-                <w:szCs w:val="20"/>
-                <w:lang w:val="en-US"/>
+            <w:proofErr w:type="spellStart"/>
+            <w:r>
+              <w:rPr>
+                <w:rFonts w:asciiTheme="majorBidi" w:hAnsiTheme="majorBidi" w:cstheme="majorBidi"/>
+                <w:b/>
+                <w:sz w:val="20"/>
+                <w:szCs w:val="20"/>
               </w:rPr>
               <w:t>treaty</w:t>
             </w:r>
@@ -2857,7 +2417,6 @@
                 <w:b/>
                 <w:sz w:val="20"/>
                 <w:szCs w:val="20"/>
-                <w:lang w:val="en-US"/>
               </w:rPr>
               <w:t>-sign-</w:t>
             </w:r>
@@ -2867,17 +2426,16 @@
                 <w:b/>
                 <w:sz w:val="20"/>
                 <w:szCs w:val="20"/>
-                <w:lang w:val="en-US"/>
               </w:rPr>
               <w:t>contractor</w:t>
             </w:r>
-            <w:r>
-              <w:rPr>
-                <w:rFonts w:asciiTheme="majorBidi" w:hAnsiTheme="majorBidi" w:cstheme="majorBidi"/>
-                <w:b/>
-                <w:sz w:val="20"/>
-                <w:szCs w:val="20"/>
-                <w:lang w:val="en-US"/>
+            <w:proofErr w:type="spellEnd"/>
+            <w:r>
+              <w:rPr>
+                <w:rFonts w:asciiTheme="majorBidi" w:hAnsiTheme="majorBidi" w:cstheme="majorBidi"/>
+                <w:b/>
+                <w:sz w:val="20"/>
+                <w:szCs w:val="20"/>
               </w:rPr>
               <w:t>}</w:t>
             </w:r>
@@ -2931,7 +2489,6 @@
                 <w:b/>
                 <w:sz w:val="20"/>
                 <w:szCs w:val="20"/>
-                <w:lang w:val="en-US"/>
               </w:rPr>
             </w:pPr>
           </w:p>
@@ -2943,7 +2500,6 @@
                 <w:b/>
                 <w:sz w:val="20"/>
                 <w:szCs w:val="20"/>
-                <w:lang w:val="en-US"/>
               </w:rPr>
             </w:pPr>
             <w:r>
@@ -2952,17 +2508,16 @@
                 <w:b/>
                 <w:sz w:val="20"/>
                 <w:szCs w:val="20"/>
-                <w:lang w:val="en-US"/>
               </w:rPr>
               <w:t>{</w:t>
             </w:r>
-            <w:r>
-              <w:rPr>
-                <w:rFonts w:asciiTheme="majorBidi" w:hAnsiTheme="majorBidi" w:cstheme="majorBidi"/>
-                <w:b/>
-                <w:sz w:val="20"/>
-                <w:szCs w:val="20"/>
-                <w:lang w:val="en-US"/>
+            <w:proofErr w:type="spellStart"/>
+            <w:r>
+              <w:rPr>
+                <w:rFonts w:asciiTheme="majorBidi" w:hAnsiTheme="majorBidi" w:cstheme="majorBidi"/>
+                <w:b/>
+                <w:sz w:val="20"/>
+                <w:szCs w:val="20"/>
               </w:rPr>
               <w:t>treaty</w:t>
             </w:r>
@@ -2972,9 +2527,18 @@
                 <w:b/>
                 <w:sz w:val="20"/>
                 <w:szCs w:val="20"/>
-                <w:lang w:val="en-US"/>
-              </w:rPr>
-              <w:t>-sign-customer}</w:t>
+              </w:rPr>
+              <w:t>-sign-customer</w:t>
+            </w:r>
+            <w:proofErr w:type="spellEnd"/>
+            <w:r>
+              <w:rPr>
+                <w:rFonts w:asciiTheme="majorBidi" w:hAnsiTheme="majorBidi" w:cstheme="majorBidi"/>
+                <w:b/>
+                <w:sz w:val="20"/>
+                <w:szCs w:val="20"/>
+              </w:rPr>
+              <w:t>}</w:t>
             </w:r>
             <w:bookmarkStart w:id="21" w:name="FirmNamePl"/>
             <w:bookmarkEnd w:id="21"/>
@@ -3009,7 +2573,6 @@
                 <w:rFonts w:asciiTheme="majorBidi" w:hAnsiTheme="majorBidi" w:cstheme="majorBidi"/>
                 <w:sz w:val="20"/>
                 <w:szCs w:val="20"/>
-                <w:lang w:val="en-US"/>
               </w:rPr>
             </w:pPr>
             <w:r>
@@ -3017,16 +2580,23 @@
                 <w:rFonts w:asciiTheme="majorBidi" w:hAnsiTheme="majorBidi" w:cstheme="majorBidi"/>
                 <w:sz w:val="20"/>
                 <w:szCs w:val="20"/>
-                <w:lang w:val="en-US"/>
-              </w:rPr>
-              <w:t>{treaty-</w:t>
-            </w:r>
-            <w:r>
-              <w:rPr>
-                <w:rFonts w:asciiTheme="majorBidi" w:hAnsiTheme="majorBidi" w:cstheme="majorBidi"/>
-                <w:sz w:val="20"/>
-                <w:szCs w:val="20"/>
-                <w:lang w:val="en-US"/>
+              </w:rPr>
+              <w:t>{</w:t>
+            </w:r>
+            <w:proofErr w:type="spellStart"/>
+            <w:r>
+              <w:rPr>
+                <w:rFonts w:asciiTheme="majorBidi" w:hAnsiTheme="majorBidi" w:cstheme="majorBidi"/>
+                <w:sz w:val="20"/>
+                <w:szCs w:val="20"/>
+              </w:rPr>
+              <w:t>treaty-</w:t>
+            </w:r>
+            <w:r>
+              <w:rPr>
+                <w:rFonts w:asciiTheme="majorBidi" w:hAnsiTheme="majorBidi" w:cstheme="majorBidi"/>
+                <w:sz w:val="20"/>
+                <w:szCs w:val="20"/>
               </w:rPr>
               <w:t>contractor</w:t>
             </w:r>
@@ -3035,9 +2605,17 @@
                 <w:rFonts w:asciiTheme="majorBidi" w:hAnsiTheme="majorBidi" w:cstheme="majorBidi"/>
                 <w:sz w:val="20"/>
                 <w:szCs w:val="20"/>
-                <w:lang w:val="en-US"/>
-              </w:rPr>
-              <w:t>-details}</w:t>
+              </w:rPr>
+              <w:t>-details</w:t>
+            </w:r>
+            <w:proofErr w:type="spellEnd"/>
+            <w:r>
+              <w:rPr>
+                <w:rFonts w:asciiTheme="majorBidi" w:hAnsiTheme="majorBidi" w:cstheme="majorBidi"/>
+                <w:sz w:val="20"/>
+                <w:szCs w:val="20"/>
+              </w:rPr>
+              <w:t>}</w:t>
             </w:r>
           </w:p>
         </w:tc>
@@ -3061,9 +2639,26 @@
                 <w:rFonts w:asciiTheme="majorBidi" w:hAnsiTheme="majorBidi" w:cstheme="majorBidi"/>
                 <w:sz w:val="20"/>
                 <w:szCs w:val="20"/>
-                <w:lang w:val="en-US"/>
-              </w:rPr>
-              <w:t>{treaty-customer-details}</w:t>
+              </w:rPr>
+              <w:t>{</w:t>
+            </w:r>
+            <w:proofErr w:type="spellStart"/>
+            <w:r>
+              <w:rPr>
+                <w:rFonts w:asciiTheme="majorBidi" w:hAnsiTheme="majorBidi" w:cstheme="majorBidi"/>
+                <w:sz w:val="20"/>
+                <w:szCs w:val="20"/>
+              </w:rPr>
+              <w:t>treaty-customer-details</w:t>
+            </w:r>
+            <w:proofErr w:type="spellEnd"/>
+            <w:r>
+              <w:rPr>
+                <w:rFonts w:asciiTheme="majorBidi" w:hAnsiTheme="majorBidi" w:cstheme="majorBidi"/>
+                <w:sz w:val="20"/>
+                <w:szCs w:val="20"/>
+              </w:rPr>
+              <w:t>}</w:t>
             </w:r>
           </w:p>
         </w:tc>
@@ -3142,17 +2737,16 @@
                 <w:b/>
                 <w:sz w:val="20"/>
                 <w:szCs w:val="20"/>
-                <w:lang w:val="en-US"/>
               </w:rPr>
               <w:t>{</w:t>
             </w:r>
-            <w:r>
-              <w:rPr>
-                <w:rFonts w:asciiTheme="majorBidi" w:hAnsiTheme="majorBidi" w:cstheme="majorBidi"/>
-                <w:b/>
-                <w:sz w:val="20"/>
-                <w:szCs w:val="20"/>
-                <w:lang w:val="en-US"/>
+            <w:proofErr w:type="spellStart"/>
+            <w:r>
+              <w:rPr>
+                <w:rFonts w:asciiTheme="majorBidi" w:hAnsiTheme="majorBidi" w:cstheme="majorBidi"/>
+                <w:b/>
+                <w:sz w:val="20"/>
+                <w:szCs w:val="20"/>
               </w:rPr>
               <w:t>treaty</w:t>
             </w:r>
@@ -3162,7 +2756,6 @@
                 <w:b/>
                 <w:sz w:val="20"/>
                 <w:szCs w:val="20"/>
-                <w:lang w:val="en-US"/>
               </w:rPr>
               <w:t>-sign-</w:t>
             </w:r>
@@ -3172,7 +2765,6 @@
                 <w:b/>
                 <w:sz w:val="20"/>
                 <w:szCs w:val="20"/>
-                <w:lang w:val="en-US"/>
               </w:rPr>
               <w:t>contractor</w:t>
             </w:r>
@@ -3182,9 +2774,18 @@
                 <w:b/>
                 <w:sz w:val="20"/>
                 <w:szCs w:val="20"/>
-                <w:lang w:val="en-US"/>
-              </w:rPr>
-              <w:t>-position}</w:t>
+              </w:rPr>
+              <w:t>-position</w:t>
+            </w:r>
+            <w:proofErr w:type="spellEnd"/>
+            <w:r>
+              <w:rPr>
+                <w:rFonts w:asciiTheme="majorBidi" w:hAnsiTheme="majorBidi" w:cstheme="majorBidi"/>
+                <w:b/>
+                <w:sz w:val="20"/>
+                <w:szCs w:val="20"/>
+              </w:rPr>
+              <w:t>}</w:t>
             </w:r>
           </w:p>
           <w:p>
@@ -3224,17 +2825,16 @@
                 <w:b/>
                 <w:sz w:val="20"/>
                 <w:szCs w:val="20"/>
-                <w:lang w:val="en-US"/>
               </w:rPr>
               <w:t>{</w:t>
             </w:r>
-            <w:r>
-              <w:rPr>
-                <w:rFonts w:asciiTheme="majorBidi" w:hAnsiTheme="majorBidi" w:cstheme="majorBidi"/>
-                <w:b/>
-                <w:sz w:val="20"/>
-                <w:szCs w:val="20"/>
-                <w:lang w:val="en-US"/>
+            <w:proofErr w:type="spellStart"/>
+            <w:r>
+              <w:rPr>
+                <w:rFonts w:asciiTheme="majorBidi" w:hAnsiTheme="majorBidi" w:cstheme="majorBidi"/>
+                <w:b/>
+                <w:sz w:val="20"/>
+                <w:szCs w:val="20"/>
               </w:rPr>
               <w:t>treaty</w:t>
             </w:r>
@@ -3244,7 +2844,6 @@
                 <w:b/>
                 <w:sz w:val="20"/>
                 <w:szCs w:val="20"/>
-                <w:lang w:val="en-US"/>
               </w:rPr>
               <w:t>-sign-</w:t>
             </w:r>
@@ -3254,7 +2853,6 @@
                 <w:b/>
                 <w:sz w:val="20"/>
                 <w:szCs w:val="20"/>
-                <w:lang w:val="en-US"/>
               </w:rPr>
               <w:t>contractor</w:t>
             </w:r>
@@ -3264,10 +2862,67 @@
                 <w:b/>
                 <w:sz w:val="20"/>
                 <w:szCs w:val="20"/>
-                <w:lang w:val="en-US"/>
-              </w:rPr>
-              <w:t>-person}</w:t>
-            </w:r>
+              </w:rPr>
+              <w:t>-person</w:t>
+            </w:r>
+            <w:proofErr w:type="spellEnd"/>
+            <w:r>
+              <w:rPr>
+                <w:rFonts w:asciiTheme="majorBidi" w:hAnsiTheme="majorBidi" w:cstheme="majorBidi"/>
+                <w:b/>
+                <w:sz w:val="20"/>
+                <w:szCs w:val="20"/>
+              </w:rPr>
+              <w:t>}</w:t>
+            </w:r>
+          </w:p>
+          <w:p>
+            <w:pPr>
+              <w:rPr>
+                <w:rFonts w:asciiTheme="majorBidi" w:hAnsiTheme="majorBidi" w:cstheme="majorBidi"/>
+                <w:bCs/>
+                <w:sz w:val="8"/>
+                <w:szCs w:val="8"/>
+              </w:rPr>
+            </w:pPr>
+            <w:r>
+              <w:rPr>
+                <w:rFonts w:asciiTheme="majorBidi" w:hAnsiTheme="majorBidi" w:cstheme="majorBidi"/>
+                <w:bCs/>
+                <w:sz w:val="20"/>
+                <w:szCs w:val="20"/>
+              </w:rPr>
+              <w:t xml:space="preserve">                      </w:t>
+            </w:r>
+          </w:p>
+          <w:p>
+            <w:pPr>
+              <w:rPr>
+                <w:rFonts w:asciiTheme="majorBidi" w:hAnsiTheme="majorBidi" w:cstheme="majorBidi"/>
+                <w:bCs/>
+                <w:sz w:val="16"/>
+                <w:szCs w:val="16"/>
+              </w:rPr>
+            </w:pPr>
+            <w:r>
+              <w:rPr>
+                <w:rFonts w:asciiTheme="majorBidi" w:hAnsiTheme="majorBidi" w:cstheme="majorBidi"/>
+                <w:bCs/>
+                <w:sz w:val="16"/>
+                <w:szCs w:val="16"/>
+              </w:rPr>
+              <w:t xml:space="preserve">                       (М.П.)</w:t>
+            </w:r>
+          </w:p>
+          <w:p>
+            <w:pPr>
+              <w:rPr>
+                <w:rFonts w:asciiTheme="majorBidi" w:hAnsiTheme="majorBidi" w:cstheme="majorBidi"/>
+                <w:bCs/>
+                <w:sz w:val="20"/>
+                <w:szCs w:val="20"/>
+              </w:rPr>
+            </w:pPr>
           </w:p>
           <w:p>
             <w:pPr>
@@ -3279,44 +2934,14 @@
                 <w:szCs w:val="20"/>
               </w:rPr>
             </w:pPr>
-          </w:p>
-          <w:p>
-            <w:pPr>
-              <w:rPr>
-                <w:rFonts w:asciiTheme="majorBidi" w:hAnsiTheme="majorBidi" w:cstheme="majorBidi"/>
-                <w:b/>
-                <w:sz w:val="20"/>
-                <w:szCs w:val="20"/>
-              </w:rPr>
-            </w:pPr>
             <w:r>
               <w:rPr>
                 <w:rFonts w:asciiTheme="majorBidi" w:hAnsiTheme="majorBidi" w:cstheme="majorBidi"/>
                 <w:bCs/>
                 <w:sz w:val="20"/>
                 <w:szCs w:val="20"/>
-                <w:lang w:val="en-US"/>
-              </w:rPr>
-              <w:t xml:space="preserve">                       (</w:t>
-            </w:r>
-            <w:r>
-              <w:rPr>
-                <w:rFonts w:asciiTheme="majorBidi" w:hAnsiTheme="majorBidi" w:cstheme="majorBidi"/>
-                <w:bCs/>
-                <w:sz w:val="20"/>
-                <w:szCs w:val="20"/>
-              </w:rPr>
-              <w:t>М.П.</w:t>
-            </w:r>
-            <w:r>
-              <w:rPr>
-                <w:rFonts w:asciiTheme="majorBidi" w:hAnsiTheme="majorBidi" w:cstheme="majorBidi"/>
-                <w:bCs/>
-                <w:sz w:val="20"/>
-                <w:szCs w:val="20"/>
-                <w:lang w:val="en-US"/>
-              </w:rPr>
-              <w:t>)</w:t>
+              </w:rPr>
+              <w:t>«____» __________________ 20___ р.</w:t>
             </w:r>
           </w:p>
         </w:tc>
@@ -3355,17 +2980,16 @@
                 <w:b/>
                 <w:sz w:val="20"/>
                 <w:szCs w:val="20"/>
-                <w:lang w:val="en-US"/>
               </w:rPr>
               <w:t>{</w:t>
             </w:r>
-            <w:r>
-              <w:rPr>
-                <w:rFonts w:asciiTheme="majorBidi" w:hAnsiTheme="majorBidi" w:cstheme="majorBidi"/>
-                <w:b/>
-                <w:sz w:val="20"/>
-                <w:szCs w:val="20"/>
-                <w:lang w:val="en-US"/>
+            <w:proofErr w:type="spellStart"/>
+            <w:r>
+              <w:rPr>
+                <w:rFonts w:asciiTheme="majorBidi" w:hAnsiTheme="majorBidi" w:cstheme="majorBidi"/>
+                <w:b/>
+                <w:sz w:val="20"/>
+                <w:szCs w:val="20"/>
               </w:rPr>
               <w:t>treaty</w:t>
             </w:r>
@@ -3375,9 +2999,18 @@
                 <w:b/>
                 <w:sz w:val="20"/>
                 <w:szCs w:val="20"/>
-                <w:lang w:val="en-US"/>
-              </w:rPr>
-              <w:t>-sign-customer-position}</w:t>
+              </w:rPr>
+              <w:t>-sign-customer-position</w:t>
+            </w:r>
+            <w:proofErr w:type="spellEnd"/>
+            <w:r>
+              <w:rPr>
+                <w:rFonts w:asciiTheme="majorBidi" w:hAnsiTheme="majorBidi" w:cstheme="majorBidi"/>
+                <w:b/>
+                <w:sz w:val="20"/>
+                <w:szCs w:val="20"/>
+              </w:rPr>
+              <w:t>}</w:t>
             </w:r>
           </w:p>
           <w:p>
@@ -3417,17 +3050,16 @@
                 <w:b/>
                 <w:sz w:val="20"/>
                 <w:szCs w:val="20"/>
-                <w:lang w:val="en-US"/>
               </w:rPr>
               <w:t>{</w:t>
             </w:r>
-            <w:r>
-              <w:rPr>
-                <w:rFonts w:asciiTheme="majorBidi" w:hAnsiTheme="majorBidi" w:cstheme="majorBidi"/>
-                <w:b/>
-                <w:sz w:val="20"/>
-                <w:szCs w:val="20"/>
-                <w:lang w:val="en-US"/>
+            <w:proofErr w:type="spellStart"/>
+            <w:r>
+              <w:rPr>
+                <w:rFonts w:asciiTheme="majorBidi" w:hAnsiTheme="majorBidi" w:cstheme="majorBidi"/>
+                <w:b/>
+                <w:sz w:val="20"/>
+                <w:szCs w:val="20"/>
               </w:rPr>
               <w:t>treaty</w:t>
             </w:r>
@@ -3437,59 +3069,95 @@
                 <w:b/>
                 <w:sz w:val="20"/>
                 <w:szCs w:val="20"/>
-                <w:lang w:val="en-US"/>
-              </w:rPr>
-              <w:t>-sign-customer-person}</w:t>
-            </w:r>
+              </w:rPr>
+              <w:t>-sign-customer-person</w:t>
+            </w:r>
+            <w:proofErr w:type="spellEnd"/>
+            <w:r>
+              <w:rPr>
+                <w:rFonts w:asciiTheme="majorBidi" w:hAnsiTheme="majorBidi" w:cstheme="majorBidi"/>
+                <w:b/>
+                <w:sz w:val="20"/>
+                <w:szCs w:val="20"/>
+              </w:rPr>
+              <w:t>}</w:t>
+            </w:r>
+          </w:p>
+          <w:p>
+            <w:pPr>
+              <w:rPr>
+                <w:rFonts w:asciiTheme="majorBidi" w:hAnsiTheme="majorBidi" w:cstheme="majorBidi"/>
+                <w:bCs/>
+                <w:sz w:val="8"/>
+                <w:szCs w:val="8"/>
+              </w:rPr>
+            </w:pPr>
+            <w:r>
+              <w:rPr>
+                <w:rFonts w:asciiTheme="majorBidi" w:hAnsiTheme="majorBidi" w:cstheme="majorBidi"/>
+                <w:bCs/>
+                <w:sz w:val="20"/>
+                <w:szCs w:val="20"/>
+              </w:rPr>
+              <w:t xml:space="preserve">                      </w:t>
+            </w:r>
+          </w:p>
+          <w:p>
+            <w:pPr>
+              <w:rPr>
+                <w:rFonts w:asciiTheme="majorBidi" w:hAnsiTheme="majorBidi" w:cstheme="majorBidi"/>
+                <w:bCs/>
+                <w:sz w:val="16"/>
+                <w:szCs w:val="16"/>
+              </w:rPr>
+            </w:pPr>
+            <w:r>
+              <w:rPr>
+                <w:rFonts w:asciiTheme="majorBidi" w:hAnsiTheme="majorBidi" w:cstheme="majorBidi"/>
+                <w:bCs/>
+                <w:sz w:val="16"/>
+                <w:szCs w:val="16"/>
+              </w:rPr>
+              <w:t xml:space="preserve">                      </w:t>
+            </w:r>
+            <w:r>
+              <w:rPr>
+                <w:rFonts w:asciiTheme="majorBidi" w:hAnsiTheme="majorBidi" w:cstheme="majorBidi"/>
+                <w:bCs/>
+                <w:sz w:val="16"/>
+                <w:szCs w:val="16"/>
+              </w:rPr>
+              <w:t xml:space="preserve"> (М.П.)</w:t>
+            </w:r>
+          </w:p>
+          <w:p>
+            <w:pPr>
+              <w:rPr>
+                <w:rFonts w:asciiTheme="majorBidi" w:hAnsiTheme="majorBidi" w:cstheme="majorBidi"/>
+                <w:bCs/>
+                <w:sz w:val="20"/>
+                <w:szCs w:val="20"/>
+              </w:rPr>
+            </w:pPr>
           </w:p>
           <w:p>
             <w:pPr>
               <w:jc w:val="center"/>
               <w:rPr>
                 <w:rFonts w:asciiTheme="majorBidi" w:hAnsiTheme="majorBidi" w:cstheme="majorBidi"/>
-                <w:b/>
+                <w:bCs/>
                 <w:sz w:val="20"/>
                 <w:szCs w:val="20"/>
               </w:rPr>
             </w:pPr>
-          </w:p>
-          <w:p>
-            <w:pPr>
-              <w:rPr>
-                <w:rFonts w:asciiTheme="majorBidi" w:hAnsiTheme="majorBidi" w:cstheme="majorBidi"/>
-                <w:b/>
-                <w:sz w:val="20"/>
-                <w:szCs w:val="20"/>
-              </w:rPr>
-            </w:pPr>
             <w:r>
               <w:rPr>
                 <w:rFonts w:asciiTheme="majorBidi" w:hAnsiTheme="majorBidi" w:cstheme="majorBidi"/>
                 <w:bCs/>
                 <w:sz w:val="20"/>
                 <w:szCs w:val="20"/>
-                <w:lang w:val="en-US"/>
-              </w:rPr>
-              <w:t xml:space="preserve">                       (</w:t>
-            </w:r>
-            <w:r>
-              <w:rPr>
-                <w:rFonts w:asciiTheme="majorBidi" w:hAnsiTheme="majorBidi" w:cstheme="majorBidi"/>
-                <w:bCs/>
-                <w:sz w:val="20"/>
-                <w:szCs w:val="20"/>
-              </w:rPr>
-              <w:t>М.П.</w:t>
-            </w:r>
-            <w:r>
-              <w:rPr>
-                <w:rFonts w:asciiTheme="majorBidi" w:hAnsiTheme="majorBidi" w:cstheme="majorBidi"/>
-                <w:bCs/>
-                <w:sz w:val="20"/>
-                <w:szCs w:val="20"/>
-                <w:lang w:val="en-US"/>
-              </w:rPr>
-              <w:t>)</w:t>
+              </w:rPr>
+              <w:t>«____» __________________ 20___ р.</w:t>
             </w:r>
           </w:p>
         </w:tc>
@@ -5795,7 +5463,7 @@
   </w:latentStyles>
   <w:style w:type="paragraph" w:default="1" w:styleId="Normal">
     <w:name w:val="Normal"/>
-    <w:rsid w:val="00B475AC"/>
+    <w:rsid w:val="005B59F8"/>
     <w:rPr>
       <w:color w:val="000000"/>
     </w:rPr>
